--- a/doc/NL_to_SQL_Technical_Document.docx
+++ b/doc/NL_to_SQL_Technical_Document.docx
@@ -657,13 +657,23 @@
             <w:vAlign w:val="center"/>
           </w:tcPr>
           <w:p>
-            <w:r>
-              <w:rPr>
-                <w:color w:val="000000"/>
-                <w:sz w:val="20"/>
-                <w:szCs w:val="20"/>
-              </w:rPr>
-              <w:t>ElBruno, OpenAI</w:t>
+            <w:proofErr w:type="spellStart"/>
+            <w:r>
+              <w:rPr>
+                <w:color w:val="000000"/>
+                <w:sz w:val="20"/>
+                <w:szCs w:val="20"/>
+              </w:rPr>
+              <w:t>ElBruno</w:t>
+            </w:r>
+            <w:proofErr w:type="spellEnd"/>
+            <w:r>
+              <w:rPr>
+                <w:color w:val="000000"/>
+                <w:sz w:val="20"/>
+                <w:szCs w:val="20"/>
+              </w:rPr>
+              <w:t>, OpenAI</w:t>
             </w:r>
           </w:p>
         </w:tc>
@@ -1139,7 +1149,25 @@
                 <w:sz w:val="20"/>
                 <w:szCs w:val="20"/>
               </w:rPr>
-              <w:t>JSON files (path set via appSettings.json)</w:t>
+              <w:t xml:space="preserve">JSON files (path set via </w:t>
+            </w:r>
+            <w:proofErr w:type="spellStart"/>
+            <w:r>
+              <w:rPr>
+                <w:color w:val="000000"/>
+                <w:sz w:val="20"/>
+                <w:szCs w:val="20"/>
+              </w:rPr>
+              <w:t>appSettings.json</w:t>
+            </w:r>
+            <w:proofErr w:type="spellEnd"/>
+            <w:r>
+              <w:rPr>
+                <w:color w:val="000000"/>
+                <w:sz w:val="20"/>
+                <w:szCs w:val="20"/>
+              </w:rPr>
+              <w:t>)</w:t>
             </w:r>
           </w:p>
         </w:tc>
@@ -1308,7 +1336,21 @@
         <w:rPr>
           <w:color w:val="000000"/>
         </w:rPr>
-        <w:t>Config Service  →  JSON config files (root path from appSettings.json)</w:t>
+        <w:t xml:space="preserve">Config Service  →  JSON config files (root path from </w:t>
+      </w:r>
+      <w:proofErr w:type="spellStart"/>
+      <w:r>
+        <w:rPr>
+          <w:color w:val="000000"/>
+        </w:rPr>
+        <w:t>appSettings.json</w:t>
+      </w:r>
+      <w:proofErr w:type="spellEnd"/>
+      <w:r>
+        <w:rPr>
+          <w:color w:val="000000"/>
+        </w:rPr>
+        <w:t>)</w:t>
       </w:r>
     </w:p>
     <w:p>
@@ -1380,7 +1422,21 @@
         <w:rPr>
           <w:color w:val="000000"/>
         </w:rPr>
-        <w:t>3. ConfigService resolves the module-specific schema and prompt.</w:t>
+        <w:t xml:space="preserve">3. </w:t>
+      </w:r>
+      <w:proofErr w:type="spellStart"/>
+      <w:r>
+        <w:rPr>
+          <w:color w:val="000000"/>
+        </w:rPr>
+        <w:t>ConfigService</w:t>
+      </w:r>
+      <w:proofErr w:type="spellEnd"/>
+      <w:r>
+        <w:rPr>
+          <w:color w:val="000000"/>
+        </w:rPr>
+        <w:t xml:space="preserve"> resolves the module-specific schema and prompt.</w:t>
       </w:r>
     </w:p>
     <w:p>
@@ -1617,7 +1673,35 @@
         <w:rPr>
           <w:color w:val="000000"/>
         </w:rPr>
-        <w:t>The application requires only a single entry in appSettings.json: the root folder path where all JSON configuration files reside. Every other setting — database connections, LLM providers, prompts, schema mappings, security rules — is managed via JSON files in that folder and read through the ConfigService class.</w:t>
+        <w:t xml:space="preserve">The application requires only a single entry in </w:t>
+      </w:r>
+      <w:proofErr w:type="spellStart"/>
+      <w:r>
+        <w:rPr>
+          <w:color w:val="000000"/>
+        </w:rPr>
+        <w:t>appSettings.json</w:t>
+      </w:r>
+      <w:proofErr w:type="spellEnd"/>
+      <w:r>
+        <w:rPr>
+          <w:color w:val="000000"/>
+        </w:rPr>
+        <w:t xml:space="preserve">: the root folder path where all JSON configuration files reside. Every other setting — database connections, LLM providers, prompts, schema mappings, security rules — is managed via JSON files in that folder and read through the </w:t>
+      </w:r>
+      <w:proofErr w:type="spellStart"/>
+      <w:r>
+        <w:rPr>
+          <w:color w:val="000000"/>
+        </w:rPr>
+        <w:t>ConfigService</w:t>
+      </w:r>
+      <w:proofErr w:type="spellEnd"/>
+      <w:r>
+        <w:rPr>
+          <w:color w:val="000000"/>
+        </w:rPr>
+        <w:t xml:space="preserve"> class.</w:t>
       </w:r>
     </w:p>
     <w:p>
@@ -1742,6 +1826,7 @@
             <w:vAlign w:val="center"/>
           </w:tcPr>
           <w:p>
+            <w:proofErr w:type="spellStart"/>
             <w:r>
               <w:rPr>
                 <w:b/>
@@ -1772,6 +1857,7 @@
               </w:rPr>
               <w:t>.json</w:t>
             </w:r>
+            <w:proofErr w:type="spellEnd"/>
           </w:p>
         </w:tc>
         <w:tc>
@@ -1830,6 +1916,7 @@
             <w:vAlign w:val="center"/>
           </w:tcPr>
           <w:p>
+            <w:proofErr w:type="spellStart"/>
             <w:r>
               <w:rPr>
                 <w:b/>
@@ -1850,6 +1937,7 @@
               </w:rPr>
               <w:t>.json</w:t>
             </w:r>
+            <w:proofErr w:type="spellEnd"/>
           </w:p>
         </w:tc>
         <w:tc>
@@ -1908,6 +1996,7 @@
             <w:vAlign w:val="center"/>
           </w:tcPr>
           <w:p>
+            <w:proofErr w:type="spellStart"/>
             <w:r>
               <w:rPr>
                 <w:b/>
@@ -1918,6 +2007,7 @@
               </w:rPr>
               <w:t>defaultfolders.json</w:t>
             </w:r>
+            <w:proofErr w:type="spellEnd"/>
           </w:p>
         </w:tc>
         <w:tc>
@@ -1940,7 +2030,15 @@
           </w:tcPr>
           <w:p>
             <w:r>
-              <w:t>Folders for External providers (DB, LLm, Embeddings)</w:t>
+              <w:t xml:space="preserve">Folders for External providers (DB, </w:t>
+            </w:r>
+            <w:proofErr w:type="spellStart"/>
+            <w:r>
+              <w:t>LLm</w:t>
+            </w:r>
+            <w:proofErr w:type="spellEnd"/>
+            <w:r>
+              <w:t>, Embeddings)</w:t>
             </w:r>
           </w:p>
         </w:tc>
@@ -1971,6 +2069,7 @@
             <w:vAlign w:val="center"/>
           </w:tcPr>
           <w:p>
+            <w:proofErr w:type="spellStart"/>
             <w:r>
               <w:rPr>
                 <w:b/>
@@ -1991,6 +2090,7 @@
               </w:rPr>
               <w:t>.json</w:t>
             </w:r>
+            <w:proofErr w:type="spellEnd"/>
           </w:p>
         </w:tc>
         <w:tc>
@@ -2049,6 +2149,7 @@
             <w:vAlign w:val="center"/>
           </w:tcPr>
           <w:p>
+            <w:proofErr w:type="spellStart"/>
             <w:r>
               <w:rPr>
                 <w:b/>
@@ -2069,6 +2170,7 @@
               </w:rPr>
               <w:t>.json</w:t>
             </w:r>
+            <w:proofErr w:type="spellEnd"/>
           </w:p>
         </w:tc>
         <w:tc>
@@ -2122,6 +2224,7 @@
             <w:vAlign w:val="center"/>
           </w:tcPr>
           <w:p>
+            <w:proofErr w:type="spellStart"/>
             <w:r>
               <w:rPr>
                 <w:b/>
@@ -2142,6 +2245,7 @@
               </w:rPr>
               <w:t>.json</w:t>
             </w:r>
+            <w:proofErr w:type="spellEnd"/>
           </w:p>
         </w:tc>
         <w:tc>
@@ -2208,8 +2312,20 @@
                 <w:sz w:val="20"/>
                 <w:szCs w:val="20"/>
               </w:rPr>
-              <w:t>Metadata\*.json</w:t>
-            </w:r>
+              <w:t>Metadata\*.</w:t>
+            </w:r>
+            <w:proofErr w:type="spellStart"/>
+            <w:r>
+              <w:rPr>
+                <w:b/>
+                <w:bCs/>
+                <w:color w:val="000000"/>
+                <w:sz w:val="20"/>
+                <w:szCs w:val="20"/>
+              </w:rPr>
+              <w:t>json</w:t>
+            </w:r>
+            <w:proofErr w:type="spellEnd"/>
           </w:p>
         </w:tc>
         <w:tc>
@@ -2237,8 +2353,18 @@
                 <w:sz w:val="20"/>
                 <w:szCs w:val="20"/>
               </w:rPr>
-              <w:t>Metadata for each configuration json</w:t>
-            </w:r>
+              <w:t xml:space="preserve">Metadata for each configuration </w:t>
+            </w:r>
+            <w:proofErr w:type="spellStart"/>
+            <w:r>
+              <w:rPr>
+                <w:color w:val="000000"/>
+                <w:sz w:val="20"/>
+                <w:szCs w:val="20"/>
+              </w:rPr>
+              <w:t>json</w:t>
+            </w:r>
+            <w:proofErr w:type="spellEnd"/>
           </w:p>
         </w:tc>
       </w:tr>
@@ -2276,8 +2402,42 @@
                 <w:sz w:val="20"/>
                 <w:szCs w:val="20"/>
               </w:rPr>
-              <w:t>{databasename}\*.json</w:t>
-            </w:r>
+              <w:t>{</w:t>
+            </w:r>
+            <w:proofErr w:type="spellStart"/>
+            <w:r>
+              <w:rPr>
+                <w:b/>
+                <w:bCs/>
+                <w:color w:val="000000"/>
+                <w:sz w:val="20"/>
+                <w:szCs w:val="20"/>
+              </w:rPr>
+              <w:t>databasename</w:t>
+            </w:r>
+            <w:proofErr w:type="spellEnd"/>
+            <w:r>
+              <w:rPr>
+                <w:b/>
+                <w:bCs/>
+                <w:color w:val="000000"/>
+                <w:sz w:val="20"/>
+                <w:szCs w:val="20"/>
+              </w:rPr>
+              <w:t>}\*.</w:t>
+            </w:r>
+            <w:proofErr w:type="spellStart"/>
+            <w:r>
+              <w:rPr>
+                <w:b/>
+                <w:bCs/>
+                <w:color w:val="000000"/>
+                <w:sz w:val="20"/>
+                <w:szCs w:val="20"/>
+              </w:rPr>
+              <w:t>json</w:t>
+            </w:r>
+            <w:proofErr w:type="spellEnd"/>
           </w:p>
         </w:tc>
         <w:tc>
@@ -2945,7 +3105,21 @@
         <w:rPr>
           <w:color w:val="000000"/>
         </w:rPr>
-        <w:t>Plugins are registered via plugins.json and loaded through the DI container.</w:t>
+        <w:t xml:space="preserve">Plugins are registered via </w:t>
+      </w:r>
+      <w:proofErr w:type="spellStart"/>
+      <w:r>
+        <w:rPr>
+          <w:color w:val="000000"/>
+        </w:rPr>
+        <w:t>plugins.json</w:t>
+      </w:r>
+      <w:proofErr w:type="spellEnd"/>
+      <w:r>
+        <w:rPr>
+          <w:color w:val="000000"/>
+        </w:rPr>
+        <w:t xml:space="preserve"> and loaded through the DI container.</w:t>
       </w:r>
     </w:p>
     <w:p>
@@ -3365,13 +3539,23 @@
             <w:vAlign w:val="center"/>
           </w:tcPr>
           <w:p>
-            <w:r>
-              <w:rPr>
-                <w:color w:val="000000"/>
-                <w:sz w:val="20"/>
-                <w:szCs w:val="20"/>
-              </w:rPr>
-              <w:t>ElBruno, OpenAI</w:t>
+            <w:proofErr w:type="spellStart"/>
+            <w:r>
+              <w:rPr>
+                <w:color w:val="000000"/>
+                <w:sz w:val="20"/>
+                <w:szCs w:val="20"/>
+              </w:rPr>
+              <w:t>ElBruno</w:t>
+            </w:r>
+            <w:proofErr w:type="spellEnd"/>
+            <w:r>
+              <w:rPr>
+                <w:color w:val="000000"/>
+                <w:sz w:val="20"/>
+                <w:szCs w:val="20"/>
+              </w:rPr>
+              <w:t>, OpenAI</w:t>
             </w:r>
           </w:p>
         </w:tc>
@@ -3683,12 +3867,14 @@
         </w:rPr>
         <w:t xml:space="preserve">The interfaces for the custom implementations are in </w:t>
       </w:r>
+      <w:proofErr w:type="spellStart"/>
       <w:r>
         <w:rPr>
           <w:color w:val="000000"/>
         </w:rPr>
         <w:t>WhatsAppToDB.Abstractions</w:t>
       </w:r>
+      <w:proofErr w:type="spellEnd"/>
       <w:r>
         <w:rPr>
           <w:color w:val="000000"/>
@@ -3712,7 +3898,59 @@
         <w:rPr>
           <w:color w:val="000000"/>
         </w:rPr>
-        <w:t>Implement the IDbProvider interface. Key methods include:</w:t>
+        <w:t xml:space="preserve">Implement the </w:t>
+      </w:r>
+      <w:proofErr w:type="spellStart"/>
+      <w:r>
+        <w:rPr>
+          <w:color w:val="000000"/>
+        </w:rPr>
+        <w:t>IDbProvider</w:t>
+      </w:r>
+      <w:proofErr w:type="spellEnd"/>
+      <w:r>
+        <w:rPr>
+          <w:color w:val="000000"/>
+        </w:rPr>
+        <w:t xml:space="preserve"> </w:t>
+      </w:r>
+      <w:r>
+        <w:rPr>
+          <w:color w:val="000000"/>
+        </w:rPr>
+        <w:t xml:space="preserve">&amp; </w:t>
+      </w:r>
+      <w:proofErr w:type="spellStart"/>
+      <w:r>
+        <w:rPr>
+          <w:color w:val="000000"/>
+        </w:rPr>
+        <w:t>ISchemaProvider</w:t>
+      </w:r>
+      <w:proofErr w:type="spellEnd"/>
+      <w:r>
+        <w:rPr>
+          <w:color w:val="000000"/>
+        </w:rPr>
+        <w:t xml:space="preserve"> </w:t>
+      </w:r>
+      <w:r>
+        <w:rPr>
+          <w:color w:val="000000"/>
+        </w:rPr>
+        <w:t>interface</w:t>
+      </w:r>
+      <w:r>
+        <w:rPr>
+          <w:color w:val="000000"/>
+        </w:rPr>
+        <w:t>s</w:t>
+      </w:r>
+      <w:r>
+        <w:rPr>
+          <w:color w:val="000000"/>
+        </w:rPr>
+        <w:t>. Key methods include:</w:t>
       </w:r>
     </w:p>
     <w:p>
@@ -3724,23 +3962,47 @@
         </w:numPr>
         <w:spacing w:before="40" w:after="40"/>
       </w:pPr>
-      <w:r>
-        <w:rPr>
-          <w:color w:val="000000"/>
-        </w:rPr>
-        <w:t>GetConnection(</w:t>
-      </w:r>
+      <w:proofErr w:type="spellStart"/>
+      <w:r>
+        <w:rPr>
+          <w:color w:val="000000"/>
+        </w:rPr>
+        <w:t>GetConnection</w:t>
+      </w:r>
+      <w:proofErr w:type="spellEnd"/>
+      <w:r>
+        <w:rPr>
+          <w:color w:val="000000"/>
+        </w:rPr>
+        <w:t>(</w:t>
+      </w:r>
+      <w:proofErr w:type="spellStart"/>
       <w:r>
         <w:rPr>
           <w:color w:val="000000"/>
         </w:rPr>
         <w:t>connectionString</w:t>
       </w:r>
-      <w:r>
-        <w:rPr>
-          <w:color w:val="000000"/>
-        </w:rPr>
-        <w:t xml:space="preserve">) — returns an open IDbConnection </w:t>
+      <w:proofErr w:type="spellEnd"/>
+      <w:r>
+        <w:rPr>
+          <w:color w:val="000000"/>
+        </w:rPr>
+        <w:t xml:space="preserve">) — returns an open </w:t>
+      </w:r>
+      <w:proofErr w:type="spellStart"/>
+      <w:r>
+        <w:rPr>
+          <w:color w:val="000000"/>
+        </w:rPr>
+        <w:t>IDbConnection</w:t>
+      </w:r>
+      <w:proofErr w:type="spellEnd"/>
+      <w:r>
+        <w:rPr>
+          <w:color w:val="000000"/>
+        </w:rPr>
+        <w:t xml:space="preserve"> </w:t>
       </w:r>
     </w:p>
     <w:p>
@@ -3752,11 +4014,19 @@
         </w:numPr>
         <w:spacing w:before="40" w:after="40"/>
       </w:pPr>
-      <w:r>
-        <w:rPr>
-          <w:color w:val="000000"/>
-        </w:rPr>
-        <w:t xml:space="preserve">SetUserContext(connection, </w:t>
+      <w:proofErr w:type="spellStart"/>
+      <w:r>
+        <w:rPr>
+          <w:color w:val="000000"/>
+        </w:rPr>
+        <w:t>SetUserContext</w:t>
+      </w:r>
+      <w:proofErr w:type="spellEnd"/>
+      <w:r>
+        <w:rPr>
+          <w:color w:val="000000"/>
+        </w:rPr>
+        <w:t xml:space="preserve">(connection, </w:t>
       </w:r>
       <w:r>
         <w:rPr>
@@ -3796,7 +4066,21 @@
         <w:rPr>
           <w:color w:val="000000"/>
         </w:rPr>
-        <w:t xml:space="preserve">name of the DB Provider (postgres, </w:t>
+        <w:t>name of the DB Provider (</w:t>
+      </w:r>
+      <w:proofErr w:type="spellStart"/>
+      <w:r>
+        <w:rPr>
+          <w:color w:val="000000"/>
+        </w:rPr>
+        <w:t>postgres</w:t>
+      </w:r>
+      <w:proofErr w:type="spellEnd"/>
+      <w:r>
+        <w:rPr>
+          <w:color w:val="000000"/>
+        </w:rPr>
+        <w:t xml:space="preserve">, </w:t>
       </w:r>
       <w:r>
         <w:rPr>
@@ -3813,6 +4097,49 @@
     </w:p>
     <w:p>
       <w:pPr>
+        <w:pStyle w:val="ListParagraph"/>
+        <w:numPr>
+          <w:ilvl w:val="0"/>
+          <w:numId w:val="2"/>
+        </w:numPr>
+        <w:spacing w:before="60" w:after="100"/>
+      </w:pPr>
+      <w:proofErr w:type="spellStart"/>
+      <w:r>
+        <w:t>GetTablesAsync</w:t>
+      </w:r>
+      <w:proofErr w:type="spellEnd"/>
+      <w:r>
+        <w:t xml:space="preserve">, </w:t>
+      </w:r>
+      <w:proofErr w:type="spellStart"/>
+      <w:r>
+        <w:t>Get</w:t>
+      </w:r>
+      <w:r>
+        <w:t>Column</w:t>
+      </w:r>
+      <w:r>
+        <w:t>sAsync</w:t>
+      </w:r>
+      <w:proofErr w:type="spellEnd"/>
+      <w:r>
+        <w:t xml:space="preserve">, </w:t>
+      </w:r>
+      <w:proofErr w:type="spellStart"/>
+      <w:r>
+        <w:t>Get</w:t>
+      </w:r>
+      <w:r>
+        <w:t>ForeignKeys</w:t>
+      </w:r>
+      <w:r>
+        <w:t>Async</w:t>
+      </w:r>
+      <w:proofErr w:type="spellEnd"/>
+    </w:p>
+    <w:p>
+      <w:pPr>
         <w:pStyle w:val="Heading2"/>
       </w:pPr>
       <w:r>
@@ -3830,7 +4157,21 @@
         <w:rPr>
           <w:color w:val="000000"/>
         </w:rPr>
-        <w:t>Implement the ILlmProvider interface, wrapping any HTTP-based or SDK-based LLM. The provider receives the assembled prompt (system prompt + schema + few-shot examples + chat history + user query) and returns the LLM's text response.</w:t>
+        <w:t xml:space="preserve">Implement the </w:t>
+      </w:r>
+      <w:proofErr w:type="spellStart"/>
+      <w:r>
+        <w:rPr>
+          <w:color w:val="000000"/>
+        </w:rPr>
+        <w:t>ILlmProvider</w:t>
+      </w:r>
+      <w:proofErr w:type="spellEnd"/>
+      <w:r>
+        <w:rPr>
+          <w:color w:val="000000"/>
+        </w:rPr>
+        <w:t xml:space="preserve"> interface, wrapping any HTTP-based or SDK-based LLM. The provider receives the assembled prompt (system prompt + schema + few-shot examples + chat history + user query) and returns the LLM's text response.</w:t>
       </w:r>
       <w:r>
         <w:rPr>
@@ -3874,7 +4215,21 @@
         <w:rPr>
           <w:color w:val="000000"/>
         </w:rPr>
-        <w:t>Implement the IEmbeddingGenerator interface</w:t>
+        <w:t xml:space="preserve">Implement the </w:t>
+      </w:r>
+      <w:proofErr w:type="spellStart"/>
+      <w:r>
+        <w:rPr>
+          <w:color w:val="000000"/>
+        </w:rPr>
+        <w:t>IEmbeddingGenerator</w:t>
+      </w:r>
+      <w:proofErr w:type="spellEnd"/>
+      <w:r>
+        <w:rPr>
+          <w:color w:val="000000"/>
+        </w:rPr>
+        <w:t xml:space="preserve"> interface</w:t>
       </w:r>
       <w:r>
         <w:rPr>
@@ -3882,12 +4237,14 @@
         </w:rPr>
         <w:t xml:space="preserve"> and </w:t>
       </w:r>
+      <w:proofErr w:type="spellStart"/>
       <w:r>
         <w:rPr>
           <w:color w:val="000000"/>
         </w:rPr>
         <w:t>IEmbeddingServiceProvider</w:t>
       </w:r>
+      <w:proofErr w:type="spellEnd"/>
     </w:p>
     <w:p>
       <w:pPr>
@@ -3900,24 +4257,28 @@
         <w:lastRenderedPageBreak/>
         <w:t xml:space="preserve">Interface. The </w:t>
       </w:r>
+      <w:proofErr w:type="spellStart"/>
       <w:r>
         <w:rPr>
           <w:color w:val="000000"/>
         </w:rPr>
         <w:t>IEmbeddingServiceProvider</w:t>
       </w:r>
+      <w:proofErr w:type="spellEnd"/>
       <w:r>
         <w:rPr>
           <w:color w:val="000000"/>
         </w:rPr>
         <w:t xml:space="preserve"> receives </w:t>
       </w:r>
+      <w:proofErr w:type="spellStart"/>
       <w:r>
         <w:rPr>
           <w:color w:val="000000"/>
         </w:rPr>
         <w:t>EmbeddingServiceSettings</w:t>
       </w:r>
+      <w:proofErr w:type="spellEnd"/>
       <w:r>
         <w:rPr>
           <w:color w:val="000000"/>
@@ -3925,6 +4286,7 @@
         <w:t xml:space="preserve"> and should create the </w:t>
       </w:r>
       <w:bookmarkStart w:id="0" w:name="_Hlk230774210"/>
+      <w:proofErr w:type="spellStart"/>
       <w:r>
         <w:rPr>
           <w:color w:val="000000"/>
@@ -3932,6 +4294,7 @@
         <w:t>IEmbeddingService</w:t>
       </w:r>
       <w:bookmarkEnd w:id="0"/>
+      <w:proofErr w:type="spellEnd"/>
       <w:r>
         <w:rPr>
           <w:color w:val="000000"/>
@@ -3948,7 +4311,21 @@
         <w:rPr>
           <w:color w:val="000000"/>
         </w:rPr>
-        <w:t xml:space="preserve"> The reason for this is, the EmbeddingService may need more settings to configure</w:t>
+        <w:t xml:space="preserve"> The reason for this is, the </w:t>
+      </w:r>
+      <w:proofErr w:type="spellStart"/>
+      <w:r>
+        <w:rPr>
+          <w:color w:val="000000"/>
+        </w:rPr>
+        <w:t>EmbeddingService</w:t>
+      </w:r>
+      <w:proofErr w:type="spellEnd"/>
+      <w:r>
+        <w:rPr>
+          <w:color w:val="000000"/>
+        </w:rPr>
+        <w:t xml:space="preserve"> may need more settings to configure</w:t>
       </w:r>
       <w:r>
         <w:rPr>
@@ -3960,7 +4337,21 @@
         <w:rPr>
           <w:color w:val="000000"/>
         </w:rPr>
-        <w:t xml:space="preserve">than the standard settings used by the other services. By using an intermediate ServiceProvider interface, those settings can be set by the provider before returning the required service. </w:t>
+        <w:t xml:space="preserve">than the standard settings used by the other services. By using an intermediate </w:t>
+      </w:r>
+      <w:proofErr w:type="spellStart"/>
+      <w:r>
+        <w:rPr>
+          <w:color w:val="000000"/>
+        </w:rPr>
+        <w:t>ServiceProvider</w:t>
+      </w:r>
+      <w:proofErr w:type="spellEnd"/>
+      <w:r>
+        <w:rPr>
+          <w:color w:val="000000"/>
+        </w:rPr>
+        <w:t xml:space="preserve"> interface, those settings can be set by the provider before returning the required service. </w:t>
       </w:r>
       <w:r>
         <w:rPr>
@@ -3968,12 +4359,14 @@
         </w:rPr>
         <w:t xml:space="preserve">The </w:t>
       </w:r>
+      <w:proofErr w:type="spellStart"/>
       <w:r>
         <w:rPr>
           <w:color w:val="000000"/>
         </w:rPr>
         <w:t>IEmbeddingService</w:t>
       </w:r>
+      <w:proofErr w:type="spellEnd"/>
       <w:r>
         <w:rPr>
           <w:color w:val="000000"/>
@@ -4007,24 +4400,28 @@
         </w:rPr>
         <w:t xml:space="preserve">Implement the </w:t>
       </w:r>
+      <w:proofErr w:type="spellStart"/>
       <w:r>
         <w:rPr>
           <w:color w:val="000000"/>
         </w:rPr>
         <w:t>IVectorDBServiceProvider</w:t>
       </w:r>
+      <w:proofErr w:type="spellEnd"/>
       <w:r>
         <w:rPr>
           <w:color w:val="000000"/>
         </w:rPr>
         <w:t xml:space="preserve"> and </w:t>
       </w:r>
+      <w:proofErr w:type="spellStart"/>
       <w:r>
         <w:rPr>
           <w:color w:val="000000"/>
         </w:rPr>
         <w:t>IVectorDBService</w:t>
       </w:r>
+      <w:proofErr w:type="spellEnd"/>
       <w:r>
         <w:rPr>
           <w:color w:val="000000"/>
@@ -4073,35 +4470,95 @@
         </w:rPr>
         <w:t xml:space="preserve"> There is a separate method provided as </w:t>
       </w:r>
+      <w:proofErr w:type="spellStart"/>
       <w:r>
         <w:rPr>
           <w:color w:val="000000"/>
         </w:rPr>
         <w:t>AfterCollectionSyncCompletedAsync</w:t>
       </w:r>
-      <w:r>
-        <w:rPr>
-          <w:color w:val="000000"/>
-        </w:rPr>
-        <w:t xml:space="preserve">. Since the generation is done in batches and orchestrated by VectorSyncService, the vector db provider may not know when all the vectors are provided and operation completed. In those cases, </w:t>
-      </w:r>
+      <w:proofErr w:type="spellEnd"/>
+      <w:r>
+        <w:rPr>
+          <w:color w:val="000000"/>
+        </w:rPr>
+        <w:t xml:space="preserve">. Since the generation is done in batches and orchestrated by </w:t>
+      </w:r>
+      <w:proofErr w:type="spellStart"/>
+      <w:r>
+        <w:rPr>
+          <w:color w:val="000000"/>
+        </w:rPr>
+        <w:t>VectorSyncService</w:t>
+      </w:r>
+      <w:proofErr w:type="spellEnd"/>
+      <w:r>
+        <w:rPr>
+          <w:color w:val="000000"/>
+        </w:rPr>
+        <w:t xml:space="preserve">, the vector </w:t>
+      </w:r>
+      <w:proofErr w:type="spellStart"/>
+      <w:r>
+        <w:rPr>
+          <w:color w:val="000000"/>
+        </w:rPr>
+        <w:t>db</w:t>
+      </w:r>
+      <w:proofErr w:type="spellEnd"/>
+      <w:r>
+        <w:rPr>
+          <w:color w:val="000000"/>
+        </w:rPr>
+        <w:t xml:space="preserve"> provider may not know when all the vectors are provided and operation completed. In those cases, </w:t>
+      </w:r>
+      <w:proofErr w:type="spellStart"/>
       <w:r>
         <w:rPr>
           <w:color w:val="000000"/>
         </w:rPr>
         <w:t>AfterCollectionSyncCompletedAsync</w:t>
       </w:r>
-      <w:r>
-        <w:rPr>
-          <w:color w:val="000000"/>
-        </w:rPr>
-        <w:t xml:space="preserve"> can be used to do cleanup after all the batches are completed for a collection. In Sqlite vector DB, the application uses </w:t>
-      </w:r>
-      <w:r>
-        <w:rPr>
-          <w:color w:val="000000"/>
-        </w:rPr>
-        <w:t>this method to update the FTS search implementation of the Sqlite DB.</w:t>
+      <w:proofErr w:type="spellEnd"/>
+      <w:r>
+        <w:rPr>
+          <w:color w:val="000000"/>
+        </w:rPr>
+        <w:t xml:space="preserve"> can be used to do cleanup after all the batches are completed for a collection. In </w:t>
+      </w:r>
+      <w:proofErr w:type="spellStart"/>
+      <w:r>
+        <w:rPr>
+          <w:color w:val="000000"/>
+        </w:rPr>
+        <w:t>Sqlite</w:t>
+      </w:r>
+      <w:proofErr w:type="spellEnd"/>
+      <w:r>
+        <w:rPr>
+          <w:color w:val="000000"/>
+        </w:rPr>
+        <w:t xml:space="preserve"> vector DB, the application uses </w:t>
+      </w:r>
+      <w:r>
+        <w:rPr>
+          <w:color w:val="000000"/>
+        </w:rPr>
+        <w:t xml:space="preserve">this method to update the FTS search implementation of the </w:t>
+      </w:r>
+      <w:proofErr w:type="spellStart"/>
+      <w:r>
+        <w:rPr>
+          <w:color w:val="000000"/>
+        </w:rPr>
+        <w:t>Sqlite</w:t>
+      </w:r>
+      <w:proofErr w:type="spellEnd"/>
+      <w:r>
+        <w:rPr>
+          <w:color w:val="000000"/>
+        </w:rPr>
+        <w:t xml:space="preserve"> DB.</w:t>
       </w:r>
     </w:p>
     <w:p>
@@ -5033,7 +5490,21 @@
         <w:rPr>
           <w:color w:val="000000"/>
         </w:rPr>
-        <w:t>Changes made through the Admin UI are written to the corresponding JSON configuration file. The ConfigService class monitors these files and reloads them automatically. Most configuration changes — schema updates, prompt edits, security rule changes, role modifications — take effect immediately without any application restart.</w:t>
+        <w:t xml:space="preserve">Changes made through the Admin UI are written to the corresponding JSON configuration file. The </w:t>
+      </w:r>
+      <w:proofErr w:type="spellStart"/>
+      <w:r>
+        <w:rPr>
+          <w:color w:val="000000"/>
+        </w:rPr>
+        <w:t>ConfigService</w:t>
+      </w:r>
+      <w:proofErr w:type="spellEnd"/>
+      <w:r>
+        <w:rPr>
+          <w:color w:val="000000"/>
+        </w:rPr>
+        <w:t xml:space="preserve"> class monitors these files and reloads them automatically. Most configuration changes — schema updates, prompt edits, security rule changes, role modifications — take effect immediately without any application restart.</w:t>
       </w:r>
     </w:p>
     <w:p>
@@ -5110,7 +5581,21 @@
         <w:rPr>
           <w:color w:val="000000"/>
         </w:rPr>
-        <w:t>The only mandatory entry in appSettings.json is the path to the root configuration folder:</w:t>
+        <w:t xml:space="preserve">The only mandatory entry in </w:t>
+      </w:r>
+      <w:proofErr w:type="spellStart"/>
+      <w:r>
+        <w:rPr>
+          <w:color w:val="000000"/>
+        </w:rPr>
+        <w:t>appSettings.json</w:t>
+      </w:r>
+      <w:proofErr w:type="spellEnd"/>
+      <w:r>
+        <w:rPr>
+          <w:color w:val="000000"/>
+        </w:rPr>
+        <w:t xml:space="preserve"> is the path to the root configuration folder:</w:t>
       </w:r>
     </w:p>
     <w:p>
@@ -5124,7 +5609,27 @@
           <w:sz w:val="20"/>
           <w:szCs w:val="20"/>
         </w:rPr>
-        <w:t>{ "ConfigRoot": "C:\\AppConfig\\NlToSql" }</w:t>
+        <w:t>{ "</w:t>
+      </w:r>
+      <w:proofErr w:type="spellStart"/>
+      <w:r>
+        <w:rPr>
+          <w:rFonts w:ascii="Courier New" w:eastAsia="Courier New" w:hAnsi="Courier New" w:cs="Courier New"/>
+          <w:color w:val="2E75B6"/>
+          <w:sz w:val="20"/>
+          <w:szCs w:val="20"/>
+        </w:rPr>
+        <w:t>ConfigRoot</w:t>
+      </w:r>
+      <w:proofErr w:type="spellEnd"/>
+      <w:r>
+        <w:rPr>
+          <w:rFonts w:ascii="Courier New" w:eastAsia="Courier New" w:hAnsi="Courier New" w:cs="Courier New"/>
+          <w:color w:val="2E75B6"/>
+          <w:sz w:val="20"/>
+          <w:szCs w:val="20"/>
+        </w:rPr>
+        <w:t>": "C:\\AppConfig\\NlToSql" }</w:t>
       </w:r>
     </w:p>
     <w:p>
@@ -5156,7 +5661,39 @@
         <w:spacing w:before="60" w:after="100"/>
       </w:pPr>
       <w:r>
-        <w:t>The Config root folder contains Databases, Users, Llms, Default Folders, Default Settings. The ConfigRoot/Metadata folder contains the metadata json for each configuration. ConfigRoot/{database} contains the database specific configuration – like, roles, modules, tables, plugins, extensions, few shot queries, prompts, vector related, email settings</w:t>
+        <w:t xml:space="preserve">The Config root folder contains Databases, Users, </w:t>
+      </w:r>
+      <w:proofErr w:type="spellStart"/>
+      <w:r>
+        <w:t>Llms</w:t>
+      </w:r>
+      <w:proofErr w:type="spellEnd"/>
+      <w:r>
+        <w:t xml:space="preserve">, Default Folders, Default Settings. The </w:t>
+      </w:r>
+      <w:proofErr w:type="spellStart"/>
+      <w:r>
+        <w:t>ConfigRoot</w:t>
+      </w:r>
+      <w:proofErr w:type="spellEnd"/>
+      <w:r>
+        <w:t xml:space="preserve">/Metadata folder contains the metadata </w:t>
+      </w:r>
+      <w:proofErr w:type="spellStart"/>
+      <w:r>
+        <w:t>json</w:t>
+      </w:r>
+      <w:proofErr w:type="spellEnd"/>
+      <w:r>
+        <w:t xml:space="preserve"> for each configuration. </w:t>
+      </w:r>
+      <w:proofErr w:type="spellStart"/>
+      <w:r>
+        <w:t>ConfigRoot</w:t>
+      </w:r>
+      <w:proofErr w:type="spellEnd"/>
+      <w:r>
+        <w:t>/{database} contains the database specific configuration – like, roles, modules, tables, plugins, extensions, few shot queries, prompts, vector related, email settings</w:t>
       </w:r>
     </w:p>
     <w:p>
@@ -5527,6 +6064,7 @@
             <w:vAlign w:val="center"/>
           </w:tcPr>
           <w:p>
+            <w:proofErr w:type="spellStart"/>
             <w:r>
               <w:rPr>
                 <w:b/>
@@ -5537,6 +6075,7 @@
               </w:rPr>
               <w:t>ConfigService</w:t>
             </w:r>
+            <w:proofErr w:type="spellEnd"/>
           </w:p>
         </w:tc>
         <w:tc>
@@ -6176,7 +6715,25 @@
                 <w:sz w:val="20"/>
                 <w:szCs w:val="20"/>
               </w:rPr>
-              <w:t>A C# interface (e.g. IDbProvider) that custom implementations must satisfy</w:t>
+              <w:t xml:space="preserve">A C# interface (e.g. </w:t>
+            </w:r>
+            <w:proofErr w:type="spellStart"/>
+            <w:r>
+              <w:rPr>
+                <w:color w:val="000000"/>
+                <w:sz w:val="20"/>
+                <w:szCs w:val="20"/>
+              </w:rPr>
+              <w:t>IDbProvider</w:t>
+            </w:r>
+            <w:proofErr w:type="spellEnd"/>
+            <w:r>
+              <w:rPr>
+                <w:color w:val="000000"/>
+                <w:sz w:val="20"/>
+                <w:szCs w:val="20"/>
+              </w:rPr>
+              <w:t>) that custom implementations must satisfy</w:t>
             </w:r>
           </w:p>
         </w:tc>

--- a/doc/NL_to_SQL_Technical_Document.docx
+++ b/doc/NL_to_SQL_Technical_Document.docx
@@ -657,23 +657,13 @@
             <w:vAlign w:val="center"/>
           </w:tcPr>
           <w:p>
-            <w:proofErr w:type="spellStart"/>
-            <w:r>
-              <w:rPr>
-                <w:color w:val="000000"/>
-                <w:sz w:val="20"/>
-                <w:szCs w:val="20"/>
-              </w:rPr>
-              <w:t>ElBruno</w:t>
-            </w:r>
-            <w:proofErr w:type="spellEnd"/>
-            <w:r>
-              <w:rPr>
-                <w:color w:val="000000"/>
-                <w:sz w:val="20"/>
-                <w:szCs w:val="20"/>
-              </w:rPr>
-              <w:t>, OpenAI</w:t>
+            <w:r>
+              <w:rPr>
+                <w:color w:val="000000"/>
+                <w:sz w:val="20"/>
+                <w:szCs w:val="20"/>
+              </w:rPr>
+              <w:t>ElBruno, OpenAI</w:t>
             </w:r>
           </w:p>
         </w:tc>
@@ -1149,25 +1139,7 @@
                 <w:sz w:val="20"/>
                 <w:szCs w:val="20"/>
               </w:rPr>
-              <w:t xml:space="preserve">JSON files (path set via </w:t>
-            </w:r>
-            <w:proofErr w:type="spellStart"/>
-            <w:r>
-              <w:rPr>
-                <w:color w:val="000000"/>
-                <w:sz w:val="20"/>
-                <w:szCs w:val="20"/>
-              </w:rPr>
-              <w:t>appSettings.json</w:t>
-            </w:r>
-            <w:proofErr w:type="spellEnd"/>
-            <w:r>
-              <w:rPr>
-                <w:color w:val="000000"/>
-                <w:sz w:val="20"/>
-                <w:szCs w:val="20"/>
-              </w:rPr>
-              <w:t>)</w:t>
+              <w:t>JSON files (path set via appSettings.json)</w:t>
             </w:r>
           </w:p>
         </w:tc>
@@ -1336,21 +1308,7 @@
         <w:rPr>
           <w:color w:val="000000"/>
         </w:rPr>
-        <w:t xml:space="preserve">Config Service  →  JSON config files (root path from </w:t>
-      </w:r>
-      <w:proofErr w:type="spellStart"/>
-      <w:r>
-        <w:rPr>
-          <w:color w:val="000000"/>
-        </w:rPr>
-        <w:t>appSettings.json</w:t>
-      </w:r>
-      <w:proofErr w:type="spellEnd"/>
-      <w:r>
-        <w:rPr>
-          <w:color w:val="000000"/>
-        </w:rPr>
-        <w:t>)</w:t>
+        <w:t>Config Service  →  JSON config files (root path from appSettings.json)</w:t>
       </w:r>
     </w:p>
     <w:p>
@@ -1422,21 +1380,7 @@
         <w:rPr>
           <w:color w:val="000000"/>
         </w:rPr>
-        <w:t xml:space="preserve">3. </w:t>
-      </w:r>
-      <w:proofErr w:type="spellStart"/>
-      <w:r>
-        <w:rPr>
-          <w:color w:val="000000"/>
-        </w:rPr>
-        <w:t>ConfigService</w:t>
-      </w:r>
-      <w:proofErr w:type="spellEnd"/>
-      <w:r>
-        <w:rPr>
-          <w:color w:val="000000"/>
-        </w:rPr>
-        <w:t xml:space="preserve"> resolves the module-specific schema and prompt.</w:t>
+        <w:t>3. ConfigService resolves the module-specific schema and prompt.</w:t>
       </w:r>
     </w:p>
     <w:p>
@@ -1673,35 +1617,7 @@
         <w:rPr>
           <w:color w:val="000000"/>
         </w:rPr>
-        <w:t xml:space="preserve">The application requires only a single entry in </w:t>
-      </w:r>
-      <w:proofErr w:type="spellStart"/>
-      <w:r>
-        <w:rPr>
-          <w:color w:val="000000"/>
-        </w:rPr>
-        <w:t>appSettings.json</w:t>
-      </w:r>
-      <w:proofErr w:type="spellEnd"/>
-      <w:r>
-        <w:rPr>
-          <w:color w:val="000000"/>
-        </w:rPr>
-        <w:t xml:space="preserve">: the root folder path where all JSON configuration files reside. Every other setting — database connections, LLM providers, prompts, schema mappings, security rules — is managed via JSON files in that folder and read through the </w:t>
-      </w:r>
-      <w:proofErr w:type="spellStart"/>
-      <w:r>
-        <w:rPr>
-          <w:color w:val="000000"/>
-        </w:rPr>
-        <w:t>ConfigService</w:t>
-      </w:r>
-      <w:proofErr w:type="spellEnd"/>
-      <w:r>
-        <w:rPr>
-          <w:color w:val="000000"/>
-        </w:rPr>
-        <w:t xml:space="preserve"> class.</w:t>
+        <w:t>The application requires only a single entry in appSettings.json: the root folder path where all JSON configuration files reside. Every other setting — database connections, LLM providers, prompts, schema mappings, security rules — is managed via JSON files in that folder and read through the ConfigService class.</w:t>
       </w:r>
     </w:p>
     <w:p>
@@ -1826,7 +1742,6 @@
             <w:vAlign w:val="center"/>
           </w:tcPr>
           <w:p>
-            <w:proofErr w:type="spellStart"/>
             <w:r>
               <w:rPr>
                 <w:b/>
@@ -1857,7 +1772,6 @@
               </w:rPr>
               <w:t>.json</w:t>
             </w:r>
-            <w:proofErr w:type="spellEnd"/>
           </w:p>
         </w:tc>
         <w:tc>
@@ -1916,7 +1830,6 @@
             <w:vAlign w:val="center"/>
           </w:tcPr>
           <w:p>
-            <w:proofErr w:type="spellStart"/>
             <w:r>
               <w:rPr>
                 <w:b/>
@@ -1937,7 +1850,6 @@
               </w:rPr>
               <w:t>.json</w:t>
             </w:r>
-            <w:proofErr w:type="spellEnd"/>
           </w:p>
         </w:tc>
         <w:tc>
@@ -1996,7 +1908,6 @@
             <w:vAlign w:val="center"/>
           </w:tcPr>
           <w:p>
-            <w:proofErr w:type="spellStart"/>
             <w:r>
               <w:rPr>
                 <w:b/>
@@ -2007,7 +1918,6 @@
               </w:rPr>
               <w:t>defaultfolders.json</w:t>
             </w:r>
-            <w:proofErr w:type="spellEnd"/>
           </w:p>
         </w:tc>
         <w:tc>
@@ -2030,15 +1940,7 @@
           </w:tcPr>
           <w:p>
             <w:r>
-              <w:t xml:space="preserve">Folders for External providers (DB, </w:t>
-            </w:r>
-            <w:proofErr w:type="spellStart"/>
-            <w:r>
-              <w:t>LLm</w:t>
-            </w:r>
-            <w:proofErr w:type="spellEnd"/>
-            <w:r>
-              <w:t>, Embeddings)</w:t>
+              <w:t>Folders for External providers (DB, LLm, Embeddings)</w:t>
             </w:r>
           </w:p>
         </w:tc>
@@ -2069,7 +1971,6 @@
             <w:vAlign w:val="center"/>
           </w:tcPr>
           <w:p>
-            <w:proofErr w:type="spellStart"/>
             <w:r>
               <w:rPr>
                 <w:b/>
@@ -2090,7 +1991,6 @@
               </w:rPr>
               <w:t>.json</w:t>
             </w:r>
-            <w:proofErr w:type="spellEnd"/>
           </w:p>
         </w:tc>
         <w:tc>
@@ -2149,7 +2049,6 @@
             <w:vAlign w:val="center"/>
           </w:tcPr>
           <w:p>
-            <w:proofErr w:type="spellStart"/>
             <w:r>
               <w:rPr>
                 <w:b/>
@@ -2170,7 +2069,6 @@
               </w:rPr>
               <w:t>.json</w:t>
             </w:r>
-            <w:proofErr w:type="spellEnd"/>
           </w:p>
         </w:tc>
         <w:tc>
@@ -2224,7 +2122,6 @@
             <w:vAlign w:val="center"/>
           </w:tcPr>
           <w:p>
-            <w:proofErr w:type="spellStart"/>
             <w:r>
               <w:rPr>
                 <w:b/>
@@ -2245,7 +2142,6 @@
               </w:rPr>
               <w:t>.json</w:t>
             </w:r>
-            <w:proofErr w:type="spellEnd"/>
           </w:p>
         </w:tc>
         <w:tc>
@@ -2312,20 +2208,8 @@
                 <w:sz w:val="20"/>
                 <w:szCs w:val="20"/>
               </w:rPr>
-              <w:t>Metadata\*.</w:t>
-            </w:r>
-            <w:proofErr w:type="spellStart"/>
-            <w:r>
-              <w:rPr>
-                <w:b/>
-                <w:bCs/>
-                <w:color w:val="000000"/>
-                <w:sz w:val="20"/>
-                <w:szCs w:val="20"/>
-              </w:rPr>
-              <w:t>json</w:t>
-            </w:r>
-            <w:proofErr w:type="spellEnd"/>
+              <w:t>Metadata\*.json</w:t>
+            </w:r>
           </w:p>
         </w:tc>
         <w:tc>
@@ -2353,18 +2237,8 @@
                 <w:sz w:val="20"/>
                 <w:szCs w:val="20"/>
               </w:rPr>
-              <w:t xml:space="preserve">Metadata for each configuration </w:t>
-            </w:r>
-            <w:proofErr w:type="spellStart"/>
-            <w:r>
-              <w:rPr>
-                <w:color w:val="000000"/>
-                <w:sz w:val="20"/>
-                <w:szCs w:val="20"/>
-              </w:rPr>
-              <w:t>json</w:t>
-            </w:r>
-            <w:proofErr w:type="spellEnd"/>
+              <w:t>Metadata for each configuration json</w:t>
+            </w:r>
           </w:p>
         </w:tc>
       </w:tr>
@@ -2402,42 +2276,8 @@
                 <w:sz w:val="20"/>
                 <w:szCs w:val="20"/>
               </w:rPr>
-              <w:t>{</w:t>
-            </w:r>
-            <w:proofErr w:type="spellStart"/>
-            <w:r>
-              <w:rPr>
-                <w:b/>
-                <w:bCs/>
-                <w:color w:val="000000"/>
-                <w:sz w:val="20"/>
-                <w:szCs w:val="20"/>
-              </w:rPr>
-              <w:t>databasename</w:t>
-            </w:r>
-            <w:proofErr w:type="spellEnd"/>
-            <w:r>
-              <w:rPr>
-                <w:b/>
-                <w:bCs/>
-                <w:color w:val="000000"/>
-                <w:sz w:val="20"/>
-                <w:szCs w:val="20"/>
-              </w:rPr>
-              <w:t>}\*.</w:t>
-            </w:r>
-            <w:proofErr w:type="spellStart"/>
-            <w:r>
-              <w:rPr>
-                <w:b/>
-                <w:bCs/>
-                <w:color w:val="000000"/>
-                <w:sz w:val="20"/>
-                <w:szCs w:val="20"/>
-              </w:rPr>
-              <w:t>json</w:t>
-            </w:r>
-            <w:proofErr w:type="spellEnd"/>
+              <w:t>{databasename}\*.json</w:t>
+            </w:r>
           </w:p>
         </w:tc>
         <w:tc>
@@ -3105,21 +2945,7 @@
         <w:rPr>
           <w:color w:val="000000"/>
         </w:rPr>
-        <w:t xml:space="preserve">Plugins are registered via </w:t>
-      </w:r>
-      <w:proofErr w:type="spellStart"/>
-      <w:r>
-        <w:rPr>
-          <w:color w:val="000000"/>
-        </w:rPr>
-        <w:t>plugins.json</w:t>
-      </w:r>
-      <w:proofErr w:type="spellEnd"/>
-      <w:r>
-        <w:rPr>
-          <w:color w:val="000000"/>
-        </w:rPr>
-        <w:t xml:space="preserve"> and loaded through the DI container.</w:t>
+        <w:t>Plugins are registered via plugins.json and loaded through the DI container.</w:t>
       </w:r>
     </w:p>
     <w:p>
@@ -3539,23 +3365,13 @@
             <w:vAlign w:val="center"/>
           </w:tcPr>
           <w:p>
-            <w:proofErr w:type="spellStart"/>
-            <w:r>
-              <w:rPr>
-                <w:color w:val="000000"/>
-                <w:sz w:val="20"/>
-                <w:szCs w:val="20"/>
-              </w:rPr>
-              <w:t>ElBruno</w:t>
-            </w:r>
-            <w:proofErr w:type="spellEnd"/>
-            <w:r>
-              <w:rPr>
-                <w:color w:val="000000"/>
-                <w:sz w:val="20"/>
-                <w:szCs w:val="20"/>
-              </w:rPr>
-              <w:t>, OpenAI</w:t>
+            <w:r>
+              <w:rPr>
+                <w:color w:val="000000"/>
+                <w:sz w:val="20"/>
+                <w:szCs w:val="20"/>
+              </w:rPr>
+              <w:t>ElBruno, OpenAI</w:t>
             </w:r>
           </w:p>
         </w:tc>
@@ -3867,14 +3683,12 @@
         </w:rPr>
         <w:t xml:space="preserve">The interfaces for the custom implementations are in </w:t>
       </w:r>
-      <w:proofErr w:type="spellStart"/>
       <w:r>
         <w:rPr>
           <w:color w:val="000000"/>
         </w:rPr>
         <w:t>WhatsAppToDB.Abstractions</w:t>
       </w:r>
-      <w:proofErr w:type="spellEnd"/>
       <w:r>
         <w:rPr>
           <w:color w:val="000000"/>
@@ -3898,41 +3712,13 @@
         <w:rPr>
           <w:color w:val="000000"/>
         </w:rPr>
-        <w:t xml:space="preserve">Implement the </w:t>
-      </w:r>
-      <w:proofErr w:type="spellStart"/>
-      <w:r>
-        <w:rPr>
-          <w:color w:val="000000"/>
-        </w:rPr>
-        <w:t>IDbProvider</w:t>
-      </w:r>
-      <w:proofErr w:type="spellEnd"/>
-      <w:r>
-        <w:rPr>
-          <w:color w:val="000000"/>
-        </w:rPr>
-        <w:t xml:space="preserve"> </w:t>
-      </w:r>
-      <w:r>
-        <w:rPr>
-          <w:color w:val="000000"/>
-        </w:rPr>
-        <w:t xml:space="preserve">&amp; </w:t>
-      </w:r>
-      <w:proofErr w:type="spellStart"/>
-      <w:r>
-        <w:rPr>
-          <w:color w:val="000000"/>
-        </w:rPr>
-        <w:t>ISchemaProvider</w:t>
-      </w:r>
-      <w:proofErr w:type="spellEnd"/>
-      <w:r>
-        <w:rPr>
-          <w:color w:val="000000"/>
-        </w:rPr>
-        <w:t xml:space="preserve"> </w:t>
+        <w:t xml:space="preserve">Implement the IDbProvider </w:t>
+      </w:r>
+      <w:r>
+        <w:rPr>
+          <w:color w:val="000000"/>
+        </w:rPr>
+        <w:t xml:space="preserve">&amp; ISchemaProvider </w:t>
       </w:r>
       <w:r>
         <w:rPr>
@@ -3962,47 +3748,23 @@
         </w:numPr>
         <w:spacing w:before="40" w:after="40"/>
       </w:pPr>
-      <w:proofErr w:type="spellStart"/>
-      <w:r>
-        <w:rPr>
-          <w:color w:val="000000"/>
-        </w:rPr>
-        <w:t>GetConnection</w:t>
-      </w:r>
-      <w:proofErr w:type="spellEnd"/>
-      <w:r>
-        <w:rPr>
-          <w:color w:val="000000"/>
-        </w:rPr>
-        <w:t>(</w:t>
-      </w:r>
-      <w:proofErr w:type="spellStart"/>
+      <w:r>
+        <w:rPr>
+          <w:color w:val="000000"/>
+        </w:rPr>
+        <w:t>GetConnection(</w:t>
+      </w:r>
       <w:r>
         <w:rPr>
           <w:color w:val="000000"/>
         </w:rPr>
         <w:t>connectionString</w:t>
       </w:r>
-      <w:proofErr w:type="spellEnd"/>
-      <w:r>
-        <w:rPr>
-          <w:color w:val="000000"/>
-        </w:rPr>
-        <w:t xml:space="preserve">) — returns an open </w:t>
-      </w:r>
-      <w:proofErr w:type="spellStart"/>
-      <w:r>
-        <w:rPr>
-          <w:color w:val="000000"/>
-        </w:rPr>
-        <w:t>IDbConnection</w:t>
-      </w:r>
-      <w:proofErr w:type="spellEnd"/>
-      <w:r>
-        <w:rPr>
-          <w:color w:val="000000"/>
-        </w:rPr>
-        <w:t xml:space="preserve"> </w:t>
+      <w:r>
+        <w:rPr>
+          <w:color w:val="000000"/>
+        </w:rPr>
+        <w:t xml:space="preserve">) — returns an open IDbConnection </w:t>
       </w:r>
     </w:p>
     <w:p>
@@ -4014,19 +3776,11 @@
         </w:numPr>
         <w:spacing w:before="40" w:after="40"/>
       </w:pPr>
-      <w:proofErr w:type="spellStart"/>
-      <w:r>
-        <w:rPr>
-          <w:color w:val="000000"/>
-        </w:rPr>
-        <w:t>SetUserContext</w:t>
-      </w:r>
-      <w:proofErr w:type="spellEnd"/>
-      <w:r>
-        <w:rPr>
-          <w:color w:val="000000"/>
-        </w:rPr>
-        <w:t xml:space="preserve">(connection, </w:t>
+      <w:r>
+        <w:rPr>
+          <w:color w:val="000000"/>
+        </w:rPr>
+        <w:t xml:space="preserve">SetUserContext(connection, </w:t>
       </w:r>
       <w:r>
         <w:rPr>
@@ -4066,21 +3820,7 @@
         <w:rPr>
           <w:color w:val="000000"/>
         </w:rPr>
-        <w:t>name of the DB Provider (</w:t>
-      </w:r>
-      <w:proofErr w:type="spellStart"/>
-      <w:r>
-        <w:rPr>
-          <w:color w:val="000000"/>
-        </w:rPr>
-        <w:t>postgres</w:t>
-      </w:r>
-      <w:proofErr w:type="spellEnd"/>
-      <w:r>
-        <w:rPr>
-          <w:color w:val="000000"/>
-        </w:rPr>
-        <w:t xml:space="preserve">, </w:t>
+        <w:t xml:space="preserve">name of the DB Provider (postgres, </w:t>
       </w:r>
       <w:r>
         <w:rPr>
@@ -4104,15 +3844,12 @@
         </w:numPr>
         <w:spacing w:before="60" w:after="100"/>
       </w:pPr>
-      <w:proofErr w:type="spellStart"/>
       <w:r>
         <w:t>GetTablesAsync</w:t>
       </w:r>
-      <w:proofErr w:type="spellEnd"/>
       <w:r>
         <w:t xml:space="preserve">, </w:t>
       </w:r>
-      <w:proofErr w:type="spellStart"/>
       <w:r>
         <w:t>Get</w:t>
       </w:r>
@@ -4122,11 +3859,9 @@
       <w:r>
         <w:t>sAsync</w:t>
       </w:r>
-      <w:proofErr w:type="spellEnd"/>
       <w:r>
         <w:t xml:space="preserve">, </w:t>
       </w:r>
-      <w:proofErr w:type="spellStart"/>
       <w:r>
         <w:t>Get</w:t>
       </w:r>
@@ -4136,7 +3871,6 @@
       <w:r>
         <w:t>Async</w:t>
       </w:r>
-      <w:proofErr w:type="spellEnd"/>
     </w:p>
     <w:p>
       <w:pPr>
@@ -4157,21 +3891,7 @@
         <w:rPr>
           <w:color w:val="000000"/>
         </w:rPr>
-        <w:t xml:space="preserve">Implement the </w:t>
-      </w:r>
-      <w:proofErr w:type="spellStart"/>
-      <w:r>
-        <w:rPr>
-          <w:color w:val="000000"/>
-        </w:rPr>
-        <w:t>ILlmProvider</w:t>
-      </w:r>
-      <w:proofErr w:type="spellEnd"/>
-      <w:r>
-        <w:rPr>
-          <w:color w:val="000000"/>
-        </w:rPr>
-        <w:t xml:space="preserve"> interface, wrapping any HTTP-based or SDK-based LLM. The provider receives the assembled prompt (system prompt + schema + few-shot examples + chat history + user query) and returns the LLM's text response.</w:t>
+        <w:t>Implement the ILlmProvider interface, wrapping any HTTP-based or SDK-based LLM. The provider receives the assembled prompt (system prompt + schema + few-shot examples + chat history + user query) and returns the LLM's text response.</w:t>
       </w:r>
       <w:r>
         <w:rPr>
@@ -4215,21 +3935,7 @@
         <w:rPr>
           <w:color w:val="000000"/>
         </w:rPr>
-        <w:t xml:space="preserve">Implement the </w:t>
-      </w:r>
-      <w:proofErr w:type="spellStart"/>
-      <w:r>
-        <w:rPr>
-          <w:color w:val="000000"/>
-        </w:rPr>
-        <w:t>IEmbeddingGenerator</w:t>
-      </w:r>
-      <w:proofErr w:type="spellEnd"/>
-      <w:r>
-        <w:rPr>
-          <w:color w:val="000000"/>
-        </w:rPr>
-        <w:t xml:space="preserve"> interface</w:t>
+        <w:t>Implement the IEmbeddingGenerator interface</w:t>
       </w:r>
       <w:r>
         <w:rPr>
@@ -4237,14 +3943,12 @@
         </w:rPr>
         <w:t xml:space="preserve"> and </w:t>
       </w:r>
-      <w:proofErr w:type="spellStart"/>
       <w:r>
         <w:rPr>
           <w:color w:val="000000"/>
         </w:rPr>
         <w:t>IEmbeddingServiceProvider</w:t>
       </w:r>
-      <w:proofErr w:type="spellEnd"/>
     </w:p>
     <w:p>
       <w:pPr>
@@ -4257,28 +3961,24 @@
         <w:lastRenderedPageBreak/>
         <w:t xml:space="preserve">Interface. The </w:t>
       </w:r>
-      <w:proofErr w:type="spellStart"/>
       <w:r>
         <w:rPr>
           <w:color w:val="000000"/>
         </w:rPr>
         <w:t>IEmbeddingServiceProvider</w:t>
       </w:r>
-      <w:proofErr w:type="spellEnd"/>
       <w:r>
         <w:rPr>
           <w:color w:val="000000"/>
         </w:rPr>
         <w:t xml:space="preserve"> receives </w:t>
       </w:r>
-      <w:proofErr w:type="spellStart"/>
       <w:r>
         <w:rPr>
           <w:color w:val="000000"/>
         </w:rPr>
         <w:t>EmbeddingServiceSettings</w:t>
       </w:r>
-      <w:proofErr w:type="spellEnd"/>
       <w:r>
         <w:rPr>
           <w:color w:val="000000"/>
@@ -4286,7 +3986,6 @@
         <w:t xml:space="preserve"> and should create the </w:t>
       </w:r>
       <w:bookmarkStart w:id="0" w:name="_Hlk230774210"/>
-      <w:proofErr w:type="spellStart"/>
       <w:r>
         <w:rPr>
           <w:color w:val="000000"/>
@@ -4294,7 +3993,6 @@
         <w:t>IEmbeddingService</w:t>
       </w:r>
       <w:bookmarkEnd w:id="0"/>
-      <w:proofErr w:type="spellEnd"/>
       <w:r>
         <w:rPr>
           <w:color w:val="000000"/>
@@ -4311,21 +4009,7 @@
         <w:rPr>
           <w:color w:val="000000"/>
         </w:rPr>
-        <w:t xml:space="preserve"> The reason for this is, the </w:t>
-      </w:r>
-      <w:proofErr w:type="spellStart"/>
-      <w:r>
-        <w:rPr>
-          <w:color w:val="000000"/>
-        </w:rPr>
-        <w:t>EmbeddingService</w:t>
-      </w:r>
-      <w:proofErr w:type="spellEnd"/>
-      <w:r>
-        <w:rPr>
-          <w:color w:val="000000"/>
-        </w:rPr>
-        <w:t xml:space="preserve"> may need more settings to configure</w:t>
+        <w:t xml:space="preserve"> The reason for this is, the EmbeddingService may need more settings to configure</w:t>
       </w:r>
       <w:r>
         <w:rPr>
@@ -4337,21 +4021,7 @@
         <w:rPr>
           <w:color w:val="000000"/>
         </w:rPr>
-        <w:t xml:space="preserve">than the standard settings used by the other services. By using an intermediate </w:t>
-      </w:r>
-      <w:proofErr w:type="spellStart"/>
-      <w:r>
-        <w:rPr>
-          <w:color w:val="000000"/>
-        </w:rPr>
-        <w:t>ServiceProvider</w:t>
-      </w:r>
-      <w:proofErr w:type="spellEnd"/>
-      <w:r>
-        <w:rPr>
-          <w:color w:val="000000"/>
-        </w:rPr>
-        <w:t xml:space="preserve"> interface, those settings can be set by the provider before returning the required service. </w:t>
+        <w:t xml:space="preserve">than the standard settings used by the other services. By using an intermediate ServiceProvider interface, those settings can be set by the provider before returning the required service. </w:t>
       </w:r>
       <w:r>
         <w:rPr>
@@ -4359,14 +4029,12 @@
         </w:rPr>
         <w:t xml:space="preserve">The </w:t>
       </w:r>
-      <w:proofErr w:type="spellStart"/>
       <w:r>
         <w:rPr>
           <w:color w:val="000000"/>
         </w:rPr>
         <w:t>IEmbeddingService</w:t>
       </w:r>
-      <w:proofErr w:type="spellEnd"/>
       <w:r>
         <w:rPr>
           <w:color w:val="000000"/>
@@ -4400,28 +4068,24 @@
         </w:rPr>
         <w:t xml:space="preserve">Implement the </w:t>
       </w:r>
-      <w:proofErr w:type="spellStart"/>
       <w:r>
         <w:rPr>
           <w:color w:val="000000"/>
         </w:rPr>
         <w:t>IVectorDBServiceProvider</w:t>
       </w:r>
-      <w:proofErr w:type="spellEnd"/>
       <w:r>
         <w:rPr>
           <w:color w:val="000000"/>
         </w:rPr>
         <w:t xml:space="preserve"> and </w:t>
       </w:r>
-      <w:proofErr w:type="spellStart"/>
       <w:r>
         <w:rPr>
           <w:color w:val="000000"/>
         </w:rPr>
         <w:t>IVectorDBService</w:t>
       </w:r>
-      <w:proofErr w:type="spellEnd"/>
       <w:r>
         <w:rPr>
           <w:color w:val="000000"/>
@@ -4470,95 +4134,35 @@
         </w:rPr>
         <w:t xml:space="preserve"> There is a separate method provided as </w:t>
       </w:r>
-      <w:proofErr w:type="spellStart"/>
       <w:r>
         <w:rPr>
           <w:color w:val="000000"/>
         </w:rPr>
         <w:t>AfterCollectionSyncCompletedAsync</w:t>
       </w:r>
-      <w:proofErr w:type="spellEnd"/>
-      <w:r>
-        <w:rPr>
-          <w:color w:val="000000"/>
-        </w:rPr>
-        <w:t xml:space="preserve">. Since the generation is done in batches and orchestrated by </w:t>
-      </w:r>
-      <w:proofErr w:type="spellStart"/>
-      <w:r>
-        <w:rPr>
-          <w:color w:val="000000"/>
-        </w:rPr>
-        <w:t>VectorSyncService</w:t>
-      </w:r>
-      <w:proofErr w:type="spellEnd"/>
-      <w:r>
-        <w:rPr>
-          <w:color w:val="000000"/>
-        </w:rPr>
-        <w:t xml:space="preserve">, the vector </w:t>
-      </w:r>
-      <w:proofErr w:type="spellStart"/>
-      <w:r>
-        <w:rPr>
-          <w:color w:val="000000"/>
-        </w:rPr>
-        <w:t>db</w:t>
-      </w:r>
-      <w:proofErr w:type="spellEnd"/>
-      <w:r>
-        <w:rPr>
-          <w:color w:val="000000"/>
-        </w:rPr>
-        <w:t xml:space="preserve"> provider may not know when all the vectors are provided and operation completed. In those cases, </w:t>
-      </w:r>
-      <w:proofErr w:type="spellStart"/>
+      <w:r>
+        <w:rPr>
+          <w:color w:val="000000"/>
+        </w:rPr>
+        <w:t xml:space="preserve">. Since the generation is done in batches and orchestrated by VectorSyncService, the vector db provider may not know when all the vectors are provided and operation completed. In those cases, </w:t>
+      </w:r>
       <w:r>
         <w:rPr>
           <w:color w:val="000000"/>
         </w:rPr>
         <w:t>AfterCollectionSyncCompletedAsync</w:t>
       </w:r>
-      <w:proofErr w:type="spellEnd"/>
-      <w:r>
-        <w:rPr>
-          <w:color w:val="000000"/>
-        </w:rPr>
-        <w:t xml:space="preserve"> can be used to do cleanup after all the batches are completed for a collection. In </w:t>
-      </w:r>
-      <w:proofErr w:type="spellStart"/>
-      <w:r>
-        <w:rPr>
-          <w:color w:val="000000"/>
-        </w:rPr>
-        <w:t>Sqlite</w:t>
-      </w:r>
-      <w:proofErr w:type="spellEnd"/>
-      <w:r>
-        <w:rPr>
-          <w:color w:val="000000"/>
-        </w:rPr>
-        <w:t xml:space="preserve"> vector DB, the application uses </w:t>
-      </w:r>
-      <w:r>
-        <w:rPr>
-          <w:color w:val="000000"/>
-        </w:rPr>
-        <w:t xml:space="preserve">this method to update the FTS search implementation of the </w:t>
-      </w:r>
-      <w:proofErr w:type="spellStart"/>
-      <w:r>
-        <w:rPr>
-          <w:color w:val="000000"/>
-        </w:rPr>
-        <w:t>Sqlite</w:t>
-      </w:r>
-      <w:proofErr w:type="spellEnd"/>
-      <w:r>
-        <w:rPr>
-          <w:color w:val="000000"/>
-        </w:rPr>
-        <w:t xml:space="preserve"> DB.</w:t>
+      <w:r>
+        <w:rPr>
+          <w:color w:val="000000"/>
+        </w:rPr>
+        <w:t xml:space="preserve"> can be used to do cleanup after all the batches are completed for a collection. In Sqlite vector DB, the application uses </w:t>
+      </w:r>
+      <w:r>
+        <w:rPr>
+          <w:color w:val="000000"/>
+        </w:rPr>
+        <w:t>this method to update the FTS search implementation of the Sqlite DB.</w:t>
       </w:r>
     </w:p>
     <w:p>
@@ -5490,21 +5094,7 @@
         <w:rPr>
           <w:color w:val="000000"/>
         </w:rPr>
-        <w:t xml:space="preserve">Changes made through the Admin UI are written to the corresponding JSON configuration file. The </w:t>
-      </w:r>
-      <w:proofErr w:type="spellStart"/>
-      <w:r>
-        <w:rPr>
-          <w:color w:val="000000"/>
-        </w:rPr>
-        <w:t>ConfigService</w:t>
-      </w:r>
-      <w:proofErr w:type="spellEnd"/>
-      <w:r>
-        <w:rPr>
-          <w:color w:val="000000"/>
-        </w:rPr>
-        <w:t xml:space="preserve"> class monitors these files and reloads them automatically. Most configuration changes — schema updates, prompt edits, security rule changes, role modifications — take effect immediately without any application restart.</w:t>
+        <w:t>Changes made through the Admin UI are written to the corresponding JSON configuration file. The ConfigService class monitors these files and reloads them automatically. Most configuration changes — schema updates, prompt edits, security rule changes, role modifications — take effect immediately without any application restart.</w:t>
       </w:r>
     </w:p>
     <w:p>
@@ -5581,21 +5171,7 @@
         <w:rPr>
           <w:color w:val="000000"/>
         </w:rPr>
-        <w:t xml:space="preserve">The only mandatory entry in </w:t>
-      </w:r>
-      <w:proofErr w:type="spellStart"/>
-      <w:r>
-        <w:rPr>
-          <w:color w:val="000000"/>
-        </w:rPr>
-        <w:t>appSettings.json</w:t>
-      </w:r>
-      <w:proofErr w:type="spellEnd"/>
-      <w:r>
-        <w:rPr>
-          <w:color w:val="000000"/>
-        </w:rPr>
-        <w:t xml:space="preserve"> is the path to the root configuration folder:</w:t>
+        <w:t>The only mandatory entry in appSettings.json is the path to the root configuration folder:</w:t>
       </w:r>
     </w:p>
     <w:p>
@@ -5609,27 +5185,7 @@
           <w:sz w:val="20"/>
           <w:szCs w:val="20"/>
         </w:rPr>
-        <w:t>{ "</w:t>
-      </w:r>
-      <w:proofErr w:type="spellStart"/>
-      <w:r>
-        <w:rPr>
-          <w:rFonts w:ascii="Courier New" w:eastAsia="Courier New" w:hAnsi="Courier New" w:cs="Courier New"/>
-          <w:color w:val="2E75B6"/>
-          <w:sz w:val="20"/>
-          <w:szCs w:val="20"/>
-        </w:rPr>
-        <w:t>ConfigRoot</w:t>
-      </w:r>
-      <w:proofErr w:type="spellEnd"/>
-      <w:r>
-        <w:rPr>
-          <w:rFonts w:ascii="Courier New" w:eastAsia="Courier New" w:hAnsi="Courier New" w:cs="Courier New"/>
-          <w:color w:val="2E75B6"/>
-          <w:sz w:val="20"/>
-          <w:szCs w:val="20"/>
-        </w:rPr>
-        <w:t>": "C:\\AppConfig\\NlToSql" }</w:t>
+        <w:t>{ "ConfigRoot": "C:\\AppConfig\\NlToSql" }</w:t>
       </w:r>
     </w:p>
     <w:p>
@@ -5661,39 +5217,7 @@
         <w:spacing w:before="60" w:after="100"/>
       </w:pPr>
       <w:r>
-        <w:t xml:space="preserve">The Config root folder contains Databases, Users, </w:t>
-      </w:r>
-      <w:proofErr w:type="spellStart"/>
-      <w:r>
-        <w:t>Llms</w:t>
-      </w:r>
-      <w:proofErr w:type="spellEnd"/>
-      <w:r>
-        <w:t xml:space="preserve">, Default Folders, Default Settings. The </w:t>
-      </w:r>
-      <w:proofErr w:type="spellStart"/>
-      <w:r>
-        <w:t>ConfigRoot</w:t>
-      </w:r>
-      <w:proofErr w:type="spellEnd"/>
-      <w:r>
-        <w:t xml:space="preserve">/Metadata folder contains the metadata </w:t>
-      </w:r>
-      <w:proofErr w:type="spellStart"/>
-      <w:r>
-        <w:t>json</w:t>
-      </w:r>
-      <w:proofErr w:type="spellEnd"/>
-      <w:r>
-        <w:t xml:space="preserve"> for each configuration. </w:t>
-      </w:r>
-      <w:proofErr w:type="spellStart"/>
-      <w:r>
-        <w:t>ConfigRoot</w:t>
-      </w:r>
-      <w:proofErr w:type="spellEnd"/>
-      <w:r>
-        <w:t>/{database} contains the database specific configuration – like, roles, modules, tables, plugins, extensions, few shot queries, prompts, vector related, email settings</w:t>
+        <w:t>The Config root folder contains Databases, Users, Llms, Default Folders, Default Settings. The ConfigRoot/Metadata folder contains the metadata json for each configuration. ConfigRoot/{database} contains the database specific configuration – like, roles, modules, tables, plugins, extensions, few shot queries, prompts, vector related, email settings</w:t>
       </w:r>
     </w:p>
     <w:p>
@@ -6064,7 +5588,6 @@
             <w:vAlign w:val="center"/>
           </w:tcPr>
           <w:p>
-            <w:proofErr w:type="spellStart"/>
             <w:r>
               <w:rPr>
                 <w:b/>
@@ -6073,9 +5596,8 @@
                 <w:sz w:val="20"/>
                 <w:szCs w:val="20"/>
               </w:rPr>
-              <w:t>ConfigService</w:t>
-            </w:r>
-            <w:proofErr w:type="spellEnd"/>
+              <w:t xml:space="preserve">Schema </w:t>
+            </w:r>
           </w:p>
         </w:tc>
         <w:tc>
@@ -6103,7 +5625,7 @@
                 <w:sz w:val="20"/>
                 <w:szCs w:val="20"/>
               </w:rPr>
-              <w:t>Internal service class responsible for reading and caching all JSON configuration files</w:t>
+              <w:t>Database related objects – Tables, Columns, join conditions, modules</w:t>
             </w:r>
           </w:p>
         </w:tc>
@@ -6715,25 +6237,7 @@
                 <w:sz w:val="20"/>
                 <w:szCs w:val="20"/>
               </w:rPr>
-              <w:t xml:space="preserve">A C# interface (e.g. </w:t>
-            </w:r>
-            <w:proofErr w:type="spellStart"/>
-            <w:r>
-              <w:rPr>
-                <w:color w:val="000000"/>
-                <w:sz w:val="20"/>
-                <w:szCs w:val="20"/>
-              </w:rPr>
-              <w:t>IDbProvider</w:t>
-            </w:r>
-            <w:proofErr w:type="spellEnd"/>
-            <w:r>
-              <w:rPr>
-                <w:color w:val="000000"/>
-                <w:sz w:val="20"/>
-                <w:szCs w:val="20"/>
-              </w:rPr>
-              <w:t>) that custom implementations must satisfy</w:t>
+              <w:t>A C# interface (e.g. IDbProvider) that custom implementations must satisfy</w:t>
             </w:r>
           </w:p>
         </w:tc>
